--- a/samples/微电子贯通项目/实验报告模板/贯通项目步骤三 实验报告模板.docx
+++ b/samples/微电子贯通项目/实验报告模板/贯通项目步骤三 实验报告模板.docx
@@ -1186,7 +1186,7 @@
         <w:rPr>
           <w:rFonts w:ascii="Times New Roman" w:hAnsi="Times New Roman" w:eastAsia="宋体"/>
         </w:rPr>
-        <w:t>关节电机经 50:1 减速器带动关节，电机轴上的编码器为 1000 线。(1) 关节转 90° 时芯片计数多少？(2) 16 位计数能表示关节转多少圈才回绕？机器人需要怎样处理回绕？(3) 电机 3000 转/分时，A、B 两次变化最短相隔多少个时钟？与去抖的 4 个时钟加同步的 2 个时钟比较，还有多少余量？</w:t>
+        <w:t>关节电机经 50:1 减速器带动关节，电机轴上的编码器为 1000 线。(1) 关节转 90° 时电机轴转过多少计数？(2) 16 位有符号计数在关节转多少度时就回绕？既然一个 90° 动作就会回绕，机器人控制器应怎样处理（例如定时读取、在软件里把计数扩展成 32 位）？(3) 电机 3000 转/分时，A、B 两次变化最短相隔多少个时钟？与去抖的 4 个时钟加同步的 2 个时钟比较，还有多少余量？</w:t>
       </w:r>
     </w:p>
     <w:p>
@@ -1200,7 +1200,7 @@
           <w:color w:val="5B6B75"/>
           <w:sz w:val="19"/>
         </w:rPr>
-        <w:t>The joint motor drives the joint through a 50:1 gearbox; the encoder on the motor shaft has 1000 lines. (1) What is the count for a 90° joint turn? (2) How many joint turns before the 16-bit count wraps, and how should the robot handle it? (3) At 3000 rpm, what is the shortest time between A/B changes in clocks? How much margin is left over the 4-clock debounce plus 2-clock synchroniser?</w:t>
+        <w:t>The joint motor drives the joint through a 50:1 gearbox; the encoder on the motor shaft has 1000 lines. (1) How many counts does the motor shaft turn for a 90° joint move? (2) At what joint angle does the signed 16-bit count wrap? Since even a 90° move wraps, how should the robot controller handle it (e.g. read regularly and extend the count to 32 bits in software)? (3) At 3000 rpm, what is the shortest time between A/B changes in clocks? How much margin is left over the 4-clock debounce plus 2-clock synchroniser?</w:t>
       </w:r>
     </w:p>
     <w:p>
